--- a/klagomålsmail/A 33728-2025 FSC-klagomål mail.docx
+++ b/klagomålsmail/A 33728-2025 FSC-klagomål mail.docx
@@ -11,7 +11,7 @@
     </w:p>
     <w:p>
       <w:r>
-        <w:t>Vi vill informera om att det i avverkningsanmälan A 33728-2025 i Gotlands kommun har hittats 8 naturvårdsarter varav 6 är rödlistade.</w:t>
+        <w:t>Vi vill informera om att det i avverkningsanmälan A 33728-2025 i Gotlands kommun har hittats 14 naturvårdsarter varav 11 är rödlistade.</w:t>
       </w:r>
     </w:p>
     <w:p>

--- a/klagomålsmail/A 33728-2025 FSC-klagomål mail.docx
+++ b/klagomålsmail/A 33728-2025 FSC-klagomål mail.docx
@@ -11,7 +11,7 @@
     </w:p>
     <w:p>
       <w:r>
-        <w:t>Vi vill informera om att det i avverkningsanmälan A 33728-2025 i Gotlands kommun har hittats 14 naturvårdsarter varav 11 är rödlistade.</w:t>
+        <w:t>Vi vill informera om att det i avverkningsanmälan A 33728-2025 i Gotlands kommun har hittats 30 naturvårdsarter varav 19 är rödlistade.</w:t>
       </w:r>
     </w:p>
     <w:p>

--- a/klagomålsmail/A 33728-2025 FSC-klagomål mail.docx
+++ b/klagomålsmail/A 33728-2025 FSC-klagomål mail.docx
@@ -11,7 +11,7 @@
     </w:p>
     <w:p>
       <w:r>
-        <w:t>Vi vill informera om att det i avverkningsanmälan A 33728-2025 i Gotlands kommun har hittats 30 naturvårdsarter varav 19 är rödlistade.</w:t>
+        <w:t>Vi vill informera om att det i avverkningsanmälan A 33728-2025 i Gotlands kommun har hittats 31 naturvårdsarter varav 20 är rödlistade.</w:t>
       </w:r>
     </w:p>
     <w:p>

--- a/klagomålsmail/A 33728-2025 FSC-klagomål mail.docx
+++ b/klagomålsmail/A 33728-2025 FSC-klagomål mail.docx
@@ -11,7 +11,7 @@
     </w:p>
     <w:p>
       <w:r>
-        <w:t>Vi vill informera om att det i avverkningsanmälan A 33728-2025 i Gotlands kommun har hittats 31 naturvårdsarter varav 20 är rödlistade.</w:t>
+        <w:t>Vi vill informera om att det i avverkningsanmälan A 33728-2025 i Gotlands kommun har hittats 34 naturvårdsarter varav 21 är rödlistade.</w:t>
       </w:r>
     </w:p>
     <w:p>

--- a/klagomålsmail/A 33728-2025 FSC-klagomål mail.docx
+++ b/klagomålsmail/A 33728-2025 FSC-klagomål mail.docx
@@ -11,7 +11,7 @@
     </w:p>
     <w:p>
       <w:r>
-        <w:t>Vi vill informera om att det i avverkningsanmälan A 33728-2025 i Gotlands kommun har hittats 34 naturvårdsarter varav 21 är rödlistade.</w:t>
+        <w:t>Vi vill informera om att det i och inom 25 meter från avverkningsanmälan A 33728-2025 i Gotlands kommun har hittats 37 naturvårdsarter varav 28 är rödlistade.</w:t>
       </w:r>
     </w:p>
     <w:p>
